--- a/Lab03 - Data Acquisition/notebooks/Part1_DB_SQL.docx
+++ b/Lab03 - Data Acquisition/notebooks/Part1_DB_SQL.docx
@@ -4,95 +4,17 @@
   <w:body>
     <w:p>
       <w:r>
-        <w:t xml:space="preserve">From all the requirements I found that the most popular book is </w:t>
+        <w:t>Among all the requirements, I found that the most popular book is (The Days) and it has been borrowed 6 times. The membership type with the highest total fines is the student, Fatima Ali is the student with the highest total borrowings. The average total fine per student is about 13. Mohamed Ibrahim borrowed a book and did not return it, and he has 801 overdue days, which is the highest estimated fines for a single book.</w:t>
       </w:r>
-      <w:r>
-        <w:t>God Dies by the Nile</w:t>
-      </w:r>
-      <w:r>
-        <w:t xml:space="preserve"> it was borrowed 6 times and its writer (</w:t>
-      </w:r>
-      <w:r>
-        <w:t>Nawal El Saadawi</w:t>
-      </w:r>
-      <w:r>
-        <w:t xml:space="preserve">) wrote the next most popular book. The membership type with the most </w:t>
-      </w:r>
-      <w:r>
-        <w:t>total</w:t>
-      </w:r>
+    </w:p>
+    <w:p/>
+    <w:p>
       <w:r>
         <w:t xml:space="preserve"> </w:t>
       </w:r>
-      <w:r>
-        <w:t>fines</w:t>
-      </w:r>
-      <w:r>
-        <w:t xml:space="preserve"> is </w:t>
-      </w:r>
-      <w:r>
-        <w:t>faculty</w:t>
-      </w:r>
-      <w:r>
-        <w:t>, Also the member with the highest day</w:t>
-      </w:r>
-      <w:r>
-        <w:t xml:space="preserve">s overdue </w:t>
-      </w:r>
-      <w:r>
-        <w:t xml:space="preserve">is </w:t>
-      </w:r>
-      <w:r>
-        <w:t>Omar Khaled</w:t>
-      </w:r>
-      <w:r>
-        <w:t xml:space="preserve"> </w:t>
-      </w:r>
-      <w:r>
-        <w:t xml:space="preserve">his days overdue are </w:t>
-      </w:r>
-      <w:r>
-        <w:t>89</w:t>
-      </w:r>
-      <w:r>
-        <w:t xml:space="preserve"> days and he will pay </w:t>
-      </w:r>
-      <w:r>
-        <w:rPr>
-          <w:i/>
-          <w:iCs/>
-        </w:rPr>
-        <w:t>1578</w:t>
-      </w:r>
-      <w:r>
-        <w:rPr>
-          <w:i/>
-          <w:iCs/>
-        </w:rPr>
-        <w:t>. Also, most of the student membership are active.</w:t>
-      </w:r>
-      <w:r>
-        <w:t xml:space="preserve"> </w:t>
-      </w:r>
-      <w:r>
-        <w:t>Omar Khaled</w:t>
-      </w:r>
-      <w:r>
-        <w:t xml:space="preserve"> is the one with the very active </w:t>
-      </w:r>
-      <w:r>
-        <w:t>member</w:t>
-      </w:r>
-      <w:r>
-        <w:t xml:space="preserve"> </w:t>
-      </w:r>
-      <w:r>
-        <w:t>category</w:t>
-      </w:r>
-      <w:r>
-        <w:t xml:space="preserve"> he borrowed around 7 books.</w:t>
-      </w:r>
     </w:p>
+    <w:p/>
+    <w:p/>
     <w:p>
       <w:pPr>
         <w:rPr>
